--- a/Weekly Logs/Dave/Week 9.docx
+++ b/Weekly Logs/Dave/Week 9.docx
@@ -10,7 +10,6 @@
           <w:docPartUnique/>
         </w:docPartObj>
       </w:sdtPr>
-      <w:sdtEndPr/>
       <w:sdtContent>
         <w:p/>
         <w:p>
@@ -549,7 +548,6 @@
                                   <w:dataBinding w:prefixMappings="xmlns:ns0='http://purl.org/dc/elements/1.1/' xmlns:ns1='http://schemas.openxmlformats.org/package/2006/metadata/core-properties' " w:xpath="/ns1:coreProperties[1]/ns0:subject[1]" w:storeItemID="{6C3C8BC8-F283-45AE-878A-BAB7291924A1}"/>
                                   <w:text/>
                                 </w:sdtPr>
-                                <w:sdtEndPr/>
                                 <w:sdtContent>
                                   <w:p>
                                     <w:pPr>
@@ -597,7 +595,6 @@
                                   <w:dataBinding w:prefixMappings="xmlns:ns0='http://purl.org/dc/elements/1.1/' xmlns:ns1='http://schemas.openxmlformats.org/package/2006/metadata/core-properties' " w:xpath="/ns1:coreProperties[1]/ns0:creator[1]" w:storeItemID="{6C3C8BC8-F283-45AE-878A-BAB7291924A1}"/>
                                   <w:text/>
                                 </w:sdtPr>
-                                <w:sdtEndPr/>
                                 <w:sdtContent>
                                   <w:p>
                                     <w:pPr>
@@ -661,7 +658,6 @@
                             <w:dataBinding w:prefixMappings="xmlns:ns0='http://purl.org/dc/elements/1.1/' xmlns:ns1='http://schemas.openxmlformats.org/package/2006/metadata/core-properties' " w:xpath="/ns1:coreProperties[1]/ns0:subject[1]" w:storeItemID="{6C3C8BC8-F283-45AE-878A-BAB7291924A1}"/>
                             <w:text/>
                           </w:sdtPr>
-                          <w:sdtEndPr/>
                           <w:sdtContent>
                             <w:p>
                               <w:pPr>
@@ -709,7 +705,6 @@
                             <w:dataBinding w:prefixMappings="xmlns:ns0='http://purl.org/dc/elements/1.1/' xmlns:ns1='http://schemas.openxmlformats.org/package/2006/metadata/core-properties' " w:xpath="/ns1:coreProperties[1]/ns0:creator[1]" w:storeItemID="{6C3C8BC8-F283-45AE-878A-BAB7291924A1}"/>
                             <w:text/>
                           </w:sdtPr>
-                          <w:sdtEndPr/>
                           <w:sdtContent>
                             <w:p>
                               <w:pPr>
@@ -827,7 +822,6 @@
                                     <w:calendar w:val="gregorian"/>
                                   </w:date>
                                 </w:sdtPr>
-                                <w:sdtEndPr/>
                                 <w:sdtContent>
                                   <w:p>
                                     <w:pPr>
@@ -894,7 +888,6 @@
                               <w:calendar w:val="gregorian"/>
                             </w:date>
                           </w:sdtPr>
-                          <w:sdtEndPr/>
                           <w:sdtContent>
                             <w:p>
                               <w:pPr>
@@ -1391,7 +1384,7 @@
           </w:tcPr>
           <w:p>
             <w:r>
-              <w:t>2</w:t>
+              <w:t>4</w:t>
             </w:r>
           </w:p>
         </w:tc>

--- a/Weekly Logs/Dave/Week 9.docx
+++ b/Weekly Logs/Dave/Week 9.docx
@@ -1298,7 +1298,11 @@
           <w:tcPr>
             <w:tcW w:w="5063" w:type="dxa"/>
           </w:tcPr>
-          <w:p/>
+          <w:p>
+            <w:r>
+              <w:t>2h 45m</w:t>
+            </w:r>
+          </w:p>
         </w:tc>
       </w:tr>
       <w:tr>

--- a/Weekly Logs/Dave/Week 9.docx
+++ b/Weekly Logs/Dave/Week 9.docx
@@ -10,6 +10,7 @@
           <w:docPartUnique/>
         </w:docPartObj>
       </w:sdtPr>
+      <w:sdtEndPr/>
       <w:sdtContent>
         <w:p/>
         <w:p>
@@ -548,6 +549,7 @@
                                   <w:dataBinding w:prefixMappings="xmlns:ns0='http://purl.org/dc/elements/1.1/' xmlns:ns1='http://schemas.openxmlformats.org/package/2006/metadata/core-properties' " w:xpath="/ns1:coreProperties[1]/ns0:subject[1]" w:storeItemID="{6C3C8BC8-F283-45AE-878A-BAB7291924A1}"/>
                                   <w:text/>
                                 </w:sdtPr>
+                                <w:sdtEndPr/>
                                 <w:sdtContent>
                                   <w:p>
                                     <w:pPr>
@@ -595,6 +597,7 @@
                                   <w:dataBinding w:prefixMappings="xmlns:ns0='http://purl.org/dc/elements/1.1/' xmlns:ns1='http://schemas.openxmlformats.org/package/2006/metadata/core-properties' " w:xpath="/ns1:coreProperties[1]/ns0:creator[1]" w:storeItemID="{6C3C8BC8-F283-45AE-878A-BAB7291924A1}"/>
                                   <w:text/>
                                 </w:sdtPr>
+                                <w:sdtEndPr/>
                                 <w:sdtContent>
                                   <w:p>
                                     <w:pPr>
@@ -658,6 +661,7 @@
                             <w:dataBinding w:prefixMappings="xmlns:ns0='http://purl.org/dc/elements/1.1/' xmlns:ns1='http://schemas.openxmlformats.org/package/2006/metadata/core-properties' " w:xpath="/ns1:coreProperties[1]/ns0:subject[1]" w:storeItemID="{6C3C8BC8-F283-45AE-878A-BAB7291924A1}"/>
                             <w:text/>
                           </w:sdtPr>
+                          <w:sdtEndPr/>
                           <w:sdtContent>
                             <w:p>
                               <w:pPr>
@@ -705,6 +709,7 @@
                             <w:dataBinding w:prefixMappings="xmlns:ns0='http://purl.org/dc/elements/1.1/' xmlns:ns1='http://schemas.openxmlformats.org/package/2006/metadata/core-properties' " w:xpath="/ns1:coreProperties[1]/ns0:creator[1]" w:storeItemID="{6C3C8BC8-F283-45AE-878A-BAB7291924A1}"/>
                             <w:text/>
                           </w:sdtPr>
+                          <w:sdtEndPr/>
                           <w:sdtContent>
                             <w:p>
                               <w:pPr>
@@ -822,6 +827,7 @@
                                     <w:calendar w:val="gregorian"/>
                                   </w:date>
                                 </w:sdtPr>
+                                <w:sdtEndPr/>
                                 <w:sdtContent>
                                   <w:p>
                                     <w:pPr>
@@ -888,6 +894,7 @@
                               <w:calendar w:val="gregorian"/>
                             </w:date>
                           </w:sdtPr>
+                          <w:sdtEndPr/>
                           <w:sdtContent>
                             <w:p>
                               <w:pPr>
@@ -1205,10 +1212,7 @@
           </w:tcPr>
           <w:p>
             <w:r>
-              <w:t>6</w:t>
-            </w:r>
-            <w:r>
-              <w:t>h 30</w:t>
+              <w:t>8</w:t>
             </w:r>
           </w:p>
         </w:tc>
@@ -1268,7 +1272,7 @@
           </w:tcPr>
           <w:p>
             <w:r>
-              <w:t>1</w:t>
+              <w:t>3</w:t>
             </w:r>
           </w:p>
         </w:tc>
@@ -1300,7 +1304,7 @@
           </w:tcPr>
           <w:p>
             <w:r>
-              <w:t>2h 45m</w:t>
+              <w:t>3h 35m</w:t>
             </w:r>
           </w:p>
         </w:tc>
@@ -1330,7 +1334,11 @@
           <w:tcPr>
             <w:tcW w:w="5063" w:type="dxa"/>
           </w:tcPr>
-          <w:p/>
+          <w:p>
+            <w:r>
+              <w:t>1</w:t>
+            </w:r>
+          </w:p>
         </w:tc>
       </w:tr>
       <w:tr>
@@ -1358,7 +1366,11 @@
           <w:tcPr>
             <w:tcW w:w="5063" w:type="dxa"/>
           </w:tcPr>
-          <w:p/>
+          <w:p>
+            <w:r>
+              <w:t>2</w:t>
+            </w:r>
+          </w:p>
         </w:tc>
       </w:tr>
       <w:tr>
@@ -1388,7 +1400,7 @@
           </w:tcPr>
           <w:p>
             <w:r>
-              <w:t>4</w:t>
+              <w:t>7</w:t>
             </w:r>
           </w:p>
         </w:tc>
@@ -1598,6 +1610,25 @@
     <w:p>
       <w:pPr>
         <w:rPr>
+          <w:lang w:val="en-NZ"/>
+        </w:rPr>
+      </w:pPr>
+      <w:r>
+        <w:rPr>
+          <w:lang w:val="en-NZ"/>
+        </w:rPr>
+        <w:t xml:space="preserve">Wednesday 2:30-4pm </w:t>
+      </w:r>
+      <w:r>
+        <w:rPr>
+          <w:lang w:val="en-NZ"/>
+        </w:rPr>
+        <w:t>Discussion on mid project progress presentation.</w:t>
+      </w:r>
+    </w:p>
+    <w:p>
+      <w:pPr>
+        <w:rPr>
           <w:b/>
           <w:bCs/>
           <w:lang w:val="en-NZ"/>
@@ -1669,7 +1700,20 @@
         <w:rPr>
           <w:lang w:val="en-NZ"/>
         </w:rPr>
-        <w:t xml:space="preserve"> 9-10: </w:t>
+        <w:t xml:space="preserve"> 9-10:</w:t>
+      </w:r>
+    </w:p>
+    <w:p>
+      <w:pPr>
+        <w:rPr>
+          <w:lang w:val="en-NZ"/>
+        </w:rPr>
+      </w:pPr>
+      <w:r>
+        <w:rPr>
+          <w:lang w:val="en-NZ"/>
+        </w:rPr>
+        <w:t>Thursday 12-2pm:</w:t>
       </w:r>
     </w:p>
     <w:p>
@@ -2325,7 +2369,6 @@
   <w:style w:type="character" w:default="1" w:styleId="DefaultParagraphFont">
     <w:name w:val="Default Paragraph Font"/>
     <w:uiPriority w:val="1"/>
-    <w:semiHidden/>
     <w:unhideWhenUsed/>
   </w:style>
   <w:style w:type="table" w:default="1" w:styleId="TableNormal">
